--- a/content-src/docx/I G 2003 09 27 Thom Gunn.docx
+++ b/content-src/docx/I G 2003 09 27 Thom Gunn.docx
@@ -116,25 +116,33 @@
         <w:t xml:space="preserve"> had attempted to barricade the door with a heavy desk to stop the boys discovering her. Nonetheless, they did so. The incident is described in a poem, "The Gas-poker", which Gunn only felt able to write decades later:</w:t>
       </w:r>
     </w:p>
-    <w:p/>
-    <w:p>
-      <w:r>
-        <w:t>“They who had been her treasures</w:t>
-      </w:r>
-    </w:p>
-    <w:p>
-      <w:r>
-        <w:t>Knew to turn off the gas,</w:t>
-      </w:r>
-    </w:p>
-    <w:p>
-      <w:r>
-        <w:t>Take the appropriate measures,</w:t>
-      </w:r>
-    </w:p>
-    <w:p>
-      <w:r>
-        <w:t>Telephone the police…”</w:t>
+    <w:p>
+      <w:r>
+        <w:t xml:space="preserve">&lt;quote&gt;</w:t>
+      </w:r>
+      <w:r>
+        <w:t xml:space="preserve">They who had been her treasures</w:t>
+      </w:r>
+      <w:r>
+        <w:br/>
+      </w:r>
+      <w:r>
+        <w:t xml:space="preserve">Knew to turn off the gas,</w:t>
+      </w:r>
+      <w:r>
+        <w:br/>
+      </w:r>
+      <w:r>
+        <w:t xml:space="preserve">Take the appropriate measures,</w:t>
+      </w:r>
+      <w:r>
+        <w:br/>
+      </w:r>
+      <w:r>
+        <w:t xml:space="preserve">Telephone the police…</w:t>
+      </w:r>
+      <w:r>
+        <w:t xml:space="preserve">&lt;/quote&gt;</w:t>
       </w:r>
     </w:p>
     <w:p/>
@@ -267,20 +275,27 @@
         <w:t>Yet beneath the macho iconography come existential arguments - about will, action, self-knowledge and self-fashioning - which continue throughout Gunn's entire corpus. One of the most famous poems from the early work (which he rates less these days) is "On The Move", which takes its epigraph from The Wild Ones, and describes a group of bikers in existential terms:</w:t>
       </w:r>
     </w:p>
-    <w:p/>
-    <w:p>
-      <w:r>
-        <w:t>“At worst one is in motion, and at best</w:t>
-      </w:r>
-    </w:p>
-    <w:p>
-      <w:r>
-        <w:t>Reaching no absolute in which to rest,</w:t>
-      </w:r>
-    </w:p>
-    <w:p>
-      <w:r>
-        <w:t>One is always nearer by not staying still.”</w:t>
+    <w:p>
+      <w:r>
+        <w:t xml:space="preserve">&lt;quote&gt;</w:t>
+      </w:r>
+      <w:r>
+        <w:t xml:space="preserve">At worst one is in motion, and at best</w:t>
+      </w:r>
+      <w:r>
+        <w:br/>
+      </w:r>
+      <w:r>
+        <w:t xml:space="preserve">Reaching no absolute in which to rest,</w:t>
+      </w:r>
+      <w:r>
+        <w:br/>
+      </w:r>
+      <w:r>
+        <w:t xml:space="preserve">One is always nearer by not staying still.</w:t>
+      </w:r>
+      <w:r>
+        <w:t xml:space="preserve">&lt;/quote&gt;</w:t>
       </w:r>
     </w:p>
     <w:p/>
@@ -335,10 +350,39 @@
         <w:t xml:space="preserve"> did not have sex until Cambridge: "I didn't have sex with anybody while I was in the army. You don't think of yourself as being sexually desirable until somebody's in love with you."</w:t>
       </w:r>
     </w:p>
-    <w:p/>
-    <w:p>
-      <w:r>
-        <w:t>Decades later, in his poem "Rapallo", Gunn lightly recalled the beginning of his relationship with Kitay: "That summer I was twenty-three, / You about twenty-one, / We hoped to live together, as we /(Not to be smug) have done." Gunn says: "I still live with him. Everyone admires him; he's very wise and sensible, as well as being lively."</w:t>
+    <w:p>
+      <w:r>
+        <w:t xml:space="preserve">Decades later, in his poem "Rapallo", Gunn lightly recalled the beginning of his relationship with Kitay: </w:t>
+      </w:r>
+      <w:r>
+        <w:t xml:space="preserve">&lt;quote&gt;</w:t>
+      </w:r>
+      <w:r>
+        <w:t xml:space="preserve">That summer I was twenty-three,</w:t>
+      </w:r>
+      <w:r>
+        <w:br/>
+      </w:r>
+      <w:r>
+        <w:t xml:space="preserve">You about twenty-one,</w:t>
+      </w:r>
+      <w:r>
+        <w:br/>
+      </w:r>
+      <w:r>
+        <w:t xml:space="preserve">We hoped to live together, as we</w:t>
+      </w:r>
+      <w:r>
+        <w:br/>
+      </w:r>
+      <w:r>
+        <w:t xml:space="preserve">(Not to be smug) have done.</w:t>
+      </w:r>
+      <w:r>
+        <w:t xml:space="preserve">&lt;/quote&gt;</w:t>
+      </w:r>
+      <w:r>
+        <w:t xml:space="preserve"> Gunn says: "I still live with him. Everyone admires him; he's very wise and sensible, as well as being lively."</w:t>
       </w:r>
     </w:p>
     <w:p/>
@@ -675,25 +719,33 @@
         <w:t xml:space="preserve"> Gunn truly celebrates "the sexual New Jerusalem" of the 70s, while elegising it, as with this Aids memorial:</w:t>
       </w:r>
     </w:p>
-    <w:p/>
-    <w:p>
-      <w:r>
-        <w:t>“Walker within this circle, pause.</w:t>
-      </w:r>
-    </w:p>
-    <w:p>
-      <w:r>
-        <w:t>Although they all died of one cause,</w:t>
-      </w:r>
-    </w:p>
-    <w:p>
-      <w:r>
-        <w:t>Remember how their lives were dense</w:t>
-      </w:r>
-    </w:p>
-    <w:p>
-      <w:r>
-        <w:t>With fine compacted difference.”</w:t>
+    <w:p>
+      <w:r>
+        <w:t xml:space="preserve">&lt;quote&gt;</w:t>
+      </w:r>
+      <w:r>
+        <w:t xml:space="preserve">Walker within this circle, pause.</w:t>
+      </w:r>
+      <w:r>
+        <w:br/>
+      </w:r>
+      <w:r>
+        <w:t xml:space="preserve">Although they all died of one cause,</w:t>
+      </w:r>
+      <w:r>
+        <w:br/>
+      </w:r>
+      <w:r>
+        <w:t xml:space="preserve">Remember how their lives were dense</w:t>
+      </w:r>
+      <w:r>
+        <w:br/>
+      </w:r>
+      <w:r>
+        <w:t xml:space="preserve">With fine compacted difference.</w:t>
+      </w:r>
+      <w:r>
+        <w:t xml:space="preserve">&lt;/quote&gt;</w:t>
       </w:r>
     </w:p>
     <w:p/>
@@ -702,26 +754,33 @@
         <w:t>A poem about two lovers celebrates their dreams of eternal togetherness even as it tacitly suggests where things might go wrong, and ends with the lines:</w:t>
       </w:r>
     </w:p>
-    <w:p/>
-    <w:p/>
-    <w:p>
-      <w:r>
-        <w:t>“The lovers tangled in mid-phrase,</w:t>
-      </w:r>
-    </w:p>
-    <w:p>
-      <w:r>
-        <w:t>As if obstructed tongues might say</w:t>
-      </w:r>
-    </w:p>
-    <w:p>
-      <w:r>
-        <w:t>‘We are the same in different ways,</w:t>
-      </w:r>
-    </w:p>
-    <w:p>
-      <w:r>
-        <w:t>We are different in the same way.’”</w:t>
+    <w:p>
+      <w:r>
+        <w:t xml:space="preserve">&lt;quote&gt;</w:t>
+      </w:r>
+      <w:r>
+        <w:t xml:space="preserve">The lovers tangled in mid-phrase,</w:t>
+      </w:r>
+      <w:r>
+        <w:br/>
+      </w:r>
+      <w:r>
+        <w:t xml:space="preserve">As if obstructed tongues might say</w:t>
+      </w:r>
+      <w:r>
+        <w:br/>
+      </w:r>
+      <w:r>
+        <w:t xml:space="preserve">‘We are the same in different ways,</w:t>
+      </w:r>
+      <w:r>
+        <w:br/>
+      </w:r>
+      <w:r>
+        <w:t xml:space="preserve">We are different in the same way.’</w:t>
+      </w:r>
+      <w:r>
+        <w:t xml:space="preserve">&lt;/quote&gt;</w:t>
       </w:r>
     </w:p>
     <w:p/>

--- a/content-src/docx/I G 2003 09 27 Thom Gunn.docx
+++ b/content-src/docx/I G 2003 09 27 Thom Gunn.docx
@@ -183,7 +183,7 @@
     <w:p/>
     <w:p>
       <w:r>
-        <w:t>National Service was still compulsory for school-leavers: Gunn describes his own simply as "drudgery and boredom. We marched around a lot, and eventually I was part of the education corps, so I was teaching soldiers how to read and write so that was kind of interesting... some of it. What it taught me was how to deal with stupid or ignorant people being in power over me." There is a prevalence of martial imagery in Gunn's early poems; something Gunn himself did not think about until much later.</w:t>
+        <w:t>National Service was still compulsory for school-leavers: Gunn describes his own simply as "drudgery and boredom. We marched around a lot, and eventually I was part of the education corps, so I was teaching soldiers how to read and write so that was kind of interesting… some of it. What it taught me was how to deal with stupid or ignorant people being in power over me." There is a prevalence of martial imagery in Gunn's early poems; something Gunn himself did not think about until much later.</w:t>
       </w:r>
     </w:p>
     <w:p/>
@@ -307,7 +307,7 @@
     <w:p/>
     <w:p>
       <w:r>
-        <w:t>Donald Hall first published him; Faber took him up for his second book. "Charles Monteith discovered me. I went to see TS Eliot toward the end of his life, and he said: 'No, I haven't been poetry editor for many years...' My face must have fallen, because I had assumed he was the one who chose me! And he said 'Oh, so, I didn't edit you, but I like your poetry very much', which was very charming of him."</w:t>
+        <w:t>Donald Hall first published him; Faber took him up for his second book. "Charles Monteith discovered me. I went to see TS Eliot toward the end of his life, and he said: 'No, I haven't been poetry editor for many years…' My face must have fallen, because I had assumed he was the one who chose me! And he said 'Oh, so, I didn't edit you, but I like your poetry very much', which was very charming of him."</w:t>
       </w:r>
     </w:p>
     <w:p/>
@@ -507,7 +507,7 @@
     <w:p/>
     <w:p>
       <w:r>
-        <w:t>The gay scene, for which San Francisco became famous, developed slowly. "It happened during the 60s; during the hippie period people weren't that good about queers. But meanwhile people were getting stronger in the bars, and there was one bar that my friend was manager of, and everyone was very fashionable there, had long hair, and it was very nice, and it was a new attitude... gay 'head' bars we called them - 'head' meant people who took drugs - and eventually this led into a feeling for political independ</w:t>
+        <w:t>The gay scene, for which San Francisco became famous, developed slowly. "It happened during the 60s; during the hippie period people weren't that good about queers. But meanwhile people were getting stronger in the bars, and there was one bar that my friend was manager of, and everyone was very fashionable there, had long hair, and it was very nice, and it was a new attitude… gay 'head' bars we called them - 'head' meant people who took drugs - and eventually this led into a feeling for political independ</w:t>
       </w:r>
       <w:r>
         <w:t>ence, and for standing up for ourselves. Gay parades started as the result of the Stonewall riots, where drag queens stood up for themselves against the police. I wasn't there, but that was rather splendid." Gunn wrote at the time of participating in a gay parade in New York and walking "40 blocks in full leather, freaked out on acid".</w:t>
@@ -597,7 +597,7 @@
         <w:t>, 1989) which, in essence, argued that gay rights, and human rights, though admirable, were modern inventions, and that by subscribing to them in his poetry, Gunn was cutting himself off from the centuries of culture and thought his earlier work had accessed so successfully. Gunn remembers Davie fondly, nonetheless. "He was a very good man, and a good friend, though he disapproved of a lot of things I said and wrote. He often didn't sound off to me about them: former students have told me about h</w:t>
       </w:r>
       <w:r>
-        <w:t>im going on about Thom Gunn going off to bathhouses and writing about them! I suppose it was his religious beliefs partly, and partly a distaste, you know. It might be part of the reason he didn't like Auden..."</w:t>
+        <w:t>im going on about Thom Gunn going off to bathhouses and writing about them! I suppose it was his religious beliefs partly, and partly a distaste, you know. It might be part of the reason he didn't like Auden…"</w:t>
       </w:r>
     </w:p>
     <w:p/>
@@ -683,7 +683,7 @@
     <w:p/>
     <w:p>
       <w:r>
-        <w:t>The poems found, at last, a ready audience. Glyn Maxwell wrote that "the human frame, fighting its dirtiest war for years, has at last got its strongest poet in the lists". Miller points out that, in fact, Gunn has arguably always been attuned to his time: "The 50s and 60s poems - Brando, bikers, maleness - were exhilarating... It seemed fascistic to some people. Now Thom's personal demeanour</w:t>
+        <w:t>The poems found, at last, a ready audience. Glyn Maxwell wrote that "the human frame, fighting its dirtiest war for years, has at last got its strongest poet in the lists". Miller points out that, in fact, Gunn has arguably always been attuned to his time: "The 50s and 60s poems - Brando, bikers, maleness - were exhilarating… It seemed fascistic to some people. Now Thom's personal demeanour</w:t>
       </w:r>
       <w:r>
         <w:t xml:space="preserve"> was not fascistic, but he caught a mood and got his poems across. Then the Californian way of life - altered tunes and tones. Later the elegies were also an attunement to the times: people were anxious for these </w:t>
